--- a/Ebook/TRADE-DECODER-v2.docx
+++ b/Ebook/TRADE-DECODER-v2.docx
@@ -1354,6 +1354,58 @@
       <w:r>
         <w:drawing>
           <wp:inline xmlns:a="http://schemas.openxmlformats.org/drawingml/2006/main" xmlns:pic="http://schemas.openxmlformats.org/drawingml/2006/picture">
+            <wp:extent cx="5029200" cy="2956117"/>
+            <wp:docPr id="5" name="Picture 5"/>
+            <wp:cNvGraphicFramePr>
+              <a:graphicFrameLocks noChangeAspect="1"/>
+            </wp:cNvGraphicFramePr>
+            <a:graphic>
+              <a:graphicData uri="http://schemas.openxmlformats.org/drawingml/2006/picture">
+                <pic:pic>
+                  <pic:nvPicPr>
+                    <pic:cNvPr id="0" name="mt5-web-terminal_2x.jpg"/>
+                    <pic:cNvPicPr/>
+                  </pic:nvPicPr>
+                  <pic:blipFill>
+                    <a:blip r:embed="rId13"/>
+                    <a:stretch>
+                      <a:fillRect/>
+                    </a:stretch>
+                  </pic:blipFill>
+                  <pic:spPr>
+                    <a:xfrm>
+                      <a:off x="0" y="0"/>
+                      <a:ext cx="5029200" cy="2956117"/>
+                    </a:xfrm>
+                    <a:prstGeom prst="rect"/>
+                  </pic:spPr>
+                </pic:pic>
+              </a:graphicData>
+            </a:graphic>
+          </wp:inline>
+        </w:drawing>
+      </w:r>
+    </w:p>
+    <w:p>
+      <w:pPr>
+        <w:jc w:val="center"/>
+      </w:pPr>
+      <w:r>
+        <w:rPr>
+          <w:i/>
+          <w:color w:val="888888"/>
+          <w:sz w:val="18"/>
+        </w:rPr>
+        <w:t>MT5 — ใช้งานได้ทั้งบน Desktop และ Web Browser</w:t>
+      </w:r>
+    </w:p>
+    <w:p>
+      <w:pPr>
+        <w:jc w:val="center"/>
+      </w:pPr>
+      <w:r>
+        <w:drawing>
+          <wp:inline xmlns:a="http://schemas.openxmlformats.org/drawingml/2006/main" xmlns:pic="http://schemas.openxmlformats.org/drawingml/2006/picture">
             <wp:extent cx="5029200" cy="2721746"/>
             <wp:docPr id="3" name="Picture 3"/>
             <wp:cNvGraphicFramePr>
@@ -1436,6 +1488,58 @@
           <w:szCs w:val="22"/>
         </w:rPr>
         <w:t xml:space="preserve">โบรกเกอร์คือตัวกลางที่ส่งคำสั่งซื้อขายของคุณเข้าสู่ตลาด สิ่งที่ควรพิจารณาคือ การกำกับดูแล (Regulation) / ค่า Spread และค่าคอมมิชชั่น / ความเร็วในการดำเนินคำสั่ง / การฝาก-ถอนเงิน / และบัญชี Demo Account</w:t>
+      </w:r>
+    </w:p>
+    <w:p>
+      <w:pPr>
+        <w:jc w:val="center"/>
+      </w:pPr>
+      <w:r>
+        <w:drawing>
+          <wp:inline xmlns:a="http://schemas.openxmlformats.org/drawingml/2006/main" xmlns:pic="http://schemas.openxmlformats.org/drawingml/2006/picture">
+            <wp:extent cx="4572000" cy="2717242"/>
+            <wp:docPr id="4" name="Picture 4"/>
+            <wp:cNvGraphicFramePr>
+              <a:graphicFrameLocks noChangeAspect="1"/>
+            </wp:cNvGraphicFramePr>
+            <a:graphic>
+              <a:graphicData uri="http://schemas.openxmlformats.org/drawingml/2006/picture">
+                <pic:pic>
+                  <pic:nvPicPr>
+                    <pic:cNvPr id="0" name="Trading-System-in-MetaTrader5-for-Android.jpg"/>
+                    <pic:cNvPicPr/>
+                  </pic:nvPicPr>
+                  <pic:blipFill>
+                    <a:blip r:embed="rId12"/>
+                    <a:stretch>
+                      <a:fillRect/>
+                    </a:stretch>
+                  </pic:blipFill>
+                  <pic:spPr>
+                    <a:xfrm>
+                      <a:off x="0" y="0"/>
+                      <a:ext cx="4572000" cy="2717242"/>
+                    </a:xfrm>
+                    <a:prstGeom prst="rect"/>
+                  </pic:spPr>
+                </pic:pic>
+              </a:graphicData>
+            </a:graphic>
+          </wp:inline>
+        </w:drawing>
+      </w:r>
+    </w:p>
+    <w:p>
+      <w:pPr>
+        <w:jc w:val="center"/>
+      </w:pPr>
+      <w:r>
+        <w:rPr>
+          <w:i/>
+          <w:color w:val="888888"/>
+          <w:sz w:val="18"/>
+        </w:rPr>
+        <w:t>MT5 รองรับทุก Device — Desktop, Tablet และมือถือ</w:t>
       </w:r>
     </w:p>
     <w:p>
